--- a/arb/docx/66.content.docx
+++ b/arb/docx/66.content.docx
@@ -9,6 +9,8 @@
       </w:pPr>
       <w:r>
         <w:rPr>
+          <w:rtl/>
+          <w:cs/>
           <w:lang w:val="ar_AE" w:bidi="ar_AE"/>
         </w:rPr>
       </w:r>
@@ -20,12 +22,16 @@
       </w:pPr>
       <w:r>
         <w:rPr>
+          <w:rtl/>
+          <w:cs/>
           <w:lang w:val="ar_AE" w:bidi="ar_AE"/>
         </w:rPr>
         <w:t>Resource: Biblica Study Notes</w:t>
       </w:r>
       <w:r>
         <w:rPr>
+          <w:rtl/>
+          <w:cs/>
           <w:lang w:val="ar_AE" w:bidi="ar_AE"/>
         </w:rPr>
       </w:r>
@@ -36,53 +42,71 @@
       </w:pPr>
       <w:r>
         <w:rPr>
+          <w:rtl/>
+          <w:cs/>
           <w:lang w:val="ar_AE" w:bidi="ar_AE"/>
         </w:rPr>
       </w:r>
       <w:r>
         <w:rPr>
           <w:b/>
+          <w:rtl/>
+          <w:cs/>
           <w:lang w:val="ar_AE" w:bidi="ar_AE"/>
         </w:rPr>
         <w:t>Biblica Study Notes (Book Intros)</w:t>
       </w:r>
       <w:r>
         <w:rPr>
+          <w:rtl/>
+          <w:cs/>
           <w:lang w:val="ar_AE" w:bidi="ar_AE"/>
         </w:rPr>
         <w:t xml:space="preserve"> © 2023 Biblica Inc. Released under CC BY-SA 4.0 license. </w:t>
       </w:r>
       <w:r>
         <w:rPr>
+          <w:rtl/>
+          <w:cs/>
           <w:lang w:val="ar_AE" w:bidi="ar_AE"/>
         </w:rPr>
         <w:t>Biblica Study Notes</w:t>
       </w:r>
       <w:r>
         <w:rPr>
+          <w:rtl/>
+          <w:cs/>
           <w:lang w:val="ar_AE" w:bidi="ar_AE"/>
         </w:rPr>
         <w:t xml:space="preserve"> has been adapted in the following languages: Tok Pisin, Arabic (عربي), French (Français), Hindi (हिंदी), Indonesian (Bahasa Indonesia), Portuguese (Português), Russian (Русский), Spanish (Español), Swahili (Kiswahili), and Simplified Chinese (简体中文)from </w:t>
       </w:r>
       <w:r>
         <w:rPr>
+          <w:rtl/>
+          <w:cs/>
           <w:lang w:val="ar_AE" w:bidi="ar_AE"/>
         </w:rPr>
         <w:t>Biblica Study Notes</w:t>
       </w:r>
       <w:r>
         <w:rPr>
+          <w:rtl/>
+          <w:cs/>
           <w:lang w:val="ar_AE" w:bidi="ar_AE"/>
         </w:rPr>
         <w:t xml:space="preserve"> © 2023 Biblica Inc. Released under CC BY-SA 4.0 license by Mission Mutual</w:t>
       </w:r>
       <w:r>
         <w:rPr>
-          <w:lang w:val="ar_AE" w:bidi="ar_AE"/>
-        </w:rPr>
-      </w:r>
-      <w:r>
-        <w:rPr>
+          <w:rtl/>
+          <w:cs/>
+          <w:lang w:val="ar_AE" w:bidi="ar_AE"/>
+        </w:rPr>
+      </w:r>
+      <w:r>
+        <w:rPr>
+          <w:rtl/>
+          <w:cs/>
           <w:lang w:val="ar_AE" w:bidi="ar_AE"/>
         </w:rPr>
       </w:r>
@@ -94,6 +118,8 @@
       </w:pPr>
       <w:r>
         <w:rPr>
+          <w:rtl/>
+          <w:cs/>
           <w:lang w:val="ar_AE" w:bidi="ar_AE"/>
         </w:rPr>
         <w:t>Biblica Study Notes</w:t>
@@ -123,6 +149,8 @@
       </w:pPr>
       <w:r>
         <w:rPr>
+          <w:rtl/>
+          <w:cs/>
           <w:lang w:val="ar_AE" w:bidi="ar_AE"/>
         </w:rPr>
       </w:r>
@@ -134,12 +162,16 @@
       </w:pPr>
       <w:r>
         <w:rPr>
+          <w:rtl/>
+          <w:cs/>
           <w:lang w:val="ar_AE" w:bidi="ar_AE"/>
         </w:rPr>
         <w:t>REV</w:t>
       </w:r>
       <w:r>
         <w:rPr>
+          <w:rtl/>
+          <w:cs/>
           <w:lang w:val="ar_AE" w:bidi="ar_AE"/>
         </w:rPr>
       </w:r>
@@ -150,22 +182,30 @@
       </w:pPr>
       <w:r>
         <w:rPr>
-          <w:lang w:val="ar_AE" w:bidi="ar_AE"/>
-        </w:rPr>
-      </w:r>
-      <w:r>
-        <w:rPr>
+          <w:rtl/>
+          <w:cs/>
+          <w:lang w:val="ar_AE" w:bidi="ar_AE"/>
+        </w:rPr>
+      </w:r>
+      <w:r>
+        <w:rPr>
+          <w:rtl/>
+          <w:cs/>
           <w:lang w:val="ar_AE" w:bidi="ar_AE"/>
         </w:rPr>
         <w:t xml:space="preserve"> </w:t>
       </w:r>
       <w:r>
         <w:rPr>
-          <w:lang w:val="ar_AE" w:bidi="ar_AE"/>
-        </w:rPr>
-      </w:r>
-      <w:r>
-        <w:rPr>
+          <w:rtl/>
+          <w:cs/>
+          <w:lang w:val="ar_AE" w:bidi="ar_AE"/>
+        </w:rPr>
+      </w:r>
+      <w:r>
+        <w:rPr>
+          <w:rtl/>
+          <w:cs/>
           <w:lang w:val="ar_AE" w:bidi="ar_AE"/>
         </w:rPr>
       </w:r>
@@ -191,6 +231,8 @@
       </w:pPr>
       <w:r>
         <w:rPr>
+          <w:rtl/>
+          <w:cs/>
           <w:lang w:val="ar_AE" w:bidi="ar_AE"/>
         </w:rPr>
       </w:r>
@@ -202,12 +244,16 @@
       </w:pPr>
       <w:r>
         <w:rPr>
+          <w:rtl/>
+          <w:cs/>
           <w:lang w:val="ar_AE" w:bidi="ar_AE"/>
         </w:rPr>
         <w:t>رؤيا يوحنا</w:t>
       </w:r>
       <w:r>
         <w:rPr>
+          <w:rtl/>
+          <w:cs/>
           <w:lang w:val="ar_AE" w:bidi="ar_AE"/>
         </w:rPr>
       </w:r>
@@ -218,12 +264,16 @@
       </w:pPr>
       <w:r>
         <w:rPr>
+          <w:rtl/>
+          <w:cs/>
           <w:lang w:val="ar_AE" w:bidi="ar_AE"/>
         </w:rPr>
       </w:r>
       <w:r>
         <w:rPr>
           <w:b/>
+          <w:rtl/>
+          <w:cs/>
           <w:lang w:val="ar_AE" w:bidi="ar_AE"/>
         </w:rPr>
         <w:t>ما هو سفر رؤيا يوحنا؟</w:t>
@@ -238,11 +288,15 @@
       </w:pPr>
       <w:r>
         <w:rPr>
-          <w:lang w:val="ar_AE" w:bidi="ar_AE"/>
-        </w:rPr>
-      </w:r>
-      <w:r>
-        <w:rPr>
+          <w:rtl/>
+          <w:cs/>
+          <w:lang w:val="ar_AE" w:bidi="ar_AE"/>
+        </w:rPr>
+      </w:r>
+      <w:r>
+        <w:rPr>
+          <w:rtl/>
+          <w:cs/>
           <w:lang w:val="ar_AE" w:bidi="ar_AE"/>
         </w:rPr>
         <w:t>سفر رؤيا يوحنا هو رسالة. وهو سفر أخروي يتحدث عن نهاية العالم ويشمل نبوات. وقد سمى الكاتب نفسه يوحنا. ويُعتقد أنه كان الرسول يوحنا.</w:t>
@@ -257,11 +311,15 @@
       </w:pPr>
       <w:r>
         <w:rPr>
-          <w:lang w:val="ar_AE" w:bidi="ar_AE"/>
-        </w:rPr>
-      </w:r>
-      <w:r>
-        <w:rPr>
+          <w:rtl/>
+          <w:cs/>
+          <w:lang w:val="ar_AE" w:bidi="ar_AE"/>
+        </w:rPr>
+      </w:r>
+      <w:r>
+        <w:rPr>
+          <w:rtl/>
+          <w:cs/>
           <w:lang w:val="ar_AE" w:bidi="ar_AE"/>
         </w:rPr>
         <w:t>يُعتقد أن سفر الرؤيا كُتب حوالي عام 95 ميلادي. كان هذا عندما كان دوميتيان إمبراطور روما.</w:t>
@@ -273,12 +331,16 @@
       </w:pPr>
       <w:r>
         <w:rPr>
+          <w:rtl/>
+          <w:cs/>
           <w:lang w:val="ar_AE" w:bidi="ar_AE"/>
         </w:rPr>
       </w:r>
       <w:r>
         <w:rPr>
           <w:b/>
+          <w:rtl/>
+          <w:cs/>
           <w:lang w:val="ar_AE" w:bidi="ar_AE"/>
         </w:rPr>
         <w:t>لمن كُتب سفر رؤيا يوحنا؟</w:t>
@@ -293,11 +355,15 @@
       </w:pPr>
       <w:r>
         <w:rPr>
-          <w:lang w:val="ar_AE" w:bidi="ar_AE"/>
-        </w:rPr>
-      </w:r>
-      <w:r>
-        <w:rPr>
+          <w:rtl/>
+          <w:cs/>
+          <w:lang w:val="ar_AE" w:bidi="ar_AE"/>
+        </w:rPr>
+      </w:r>
+      <w:r>
+        <w:rPr>
+          <w:rtl/>
+          <w:cs/>
           <w:lang w:val="ar_AE" w:bidi="ar_AE"/>
         </w:rPr>
         <w:t>إلى سبع كنائس في الإقليم الروماني الذي كان يُسمى آسيا الصغرى. هذه المنطقة موجودة في الدولة التي تُعرف الآن بتركيا.</w:t>
@@ -312,11 +378,15 @@
       </w:pPr>
       <w:r>
         <w:rPr>
-          <w:lang w:val="ar_AE" w:bidi="ar_AE"/>
-        </w:rPr>
-      </w:r>
-      <w:r>
-        <w:rPr>
+          <w:rtl/>
+          <w:cs/>
+          <w:lang w:val="ar_AE" w:bidi="ar_AE"/>
+        </w:rPr>
+      </w:r>
+      <w:r>
+        <w:rPr>
+          <w:rtl/>
+          <w:cs/>
           <w:lang w:val="ar_AE" w:bidi="ar_AE"/>
         </w:rPr>
         <w:t>كانت الكنائس موجودة في أفسس وسميرنا وبرغامس وثياتيرا وساردس وفيلادلفيا ولاودكية.</w:t>
@@ -331,11 +401,15 @@
       </w:pPr>
       <w:r>
         <w:rPr>
-          <w:lang w:val="ar_AE" w:bidi="ar_AE"/>
-        </w:rPr>
-      </w:r>
-      <w:r>
-        <w:rPr>
+          <w:rtl/>
+          <w:cs/>
+          <w:lang w:val="ar_AE" w:bidi="ar_AE"/>
+        </w:rPr>
+      </w:r>
+      <w:r>
+        <w:rPr>
+          <w:rtl/>
+          <w:cs/>
           <w:lang w:val="ar_AE" w:bidi="ar_AE"/>
         </w:rPr>
         <w:t>يدرك أتباع يسوع أن سفر رؤيا يوحنا يشارك الحق عن يسوع. لذلك فهو لجميع الناس في كل مكان.</w:t>
@@ -347,12 +421,16 @@
       </w:pPr>
       <w:r>
         <w:rPr>
+          <w:rtl/>
+          <w:cs/>
           <w:lang w:val="ar_AE" w:bidi="ar_AE"/>
         </w:rPr>
       </w:r>
       <w:r>
         <w:rPr>
           <w:b/>
+          <w:rtl/>
+          <w:cs/>
           <w:lang w:val="ar_AE" w:bidi="ar_AE"/>
         </w:rPr>
         <w:t>لماذا كُتب سفر رؤيا يوحنا؟</w:t>
@@ -367,11 +445,15 @@
       </w:pPr>
       <w:r>
         <w:rPr>
-          <w:lang w:val="ar_AE" w:bidi="ar_AE"/>
-        </w:rPr>
-      </w:r>
-      <w:r>
-        <w:rPr>
+          <w:rtl/>
+          <w:cs/>
+          <w:lang w:val="ar_AE" w:bidi="ar_AE"/>
+        </w:rPr>
+      </w:r>
+      <w:r>
+        <w:rPr>
+          <w:rtl/>
+          <w:cs/>
           <w:lang w:val="ar_AE" w:bidi="ar_AE"/>
         </w:rPr>
         <w:t>لتشجيع المؤمنين الذين كانوا يُعامَلون بشكل سيء ويُضطَهَدون لاتِّبَاعهم يسوع.</w:t>
@@ -386,11 +468,15 @@
       </w:pPr>
       <w:r>
         <w:rPr>
-          <w:lang w:val="ar_AE" w:bidi="ar_AE"/>
-        </w:rPr>
-      </w:r>
-      <w:r>
-        <w:rPr>
+          <w:rtl/>
+          <w:cs/>
+          <w:lang w:val="ar_AE" w:bidi="ar_AE"/>
+        </w:rPr>
+      </w:r>
+      <w:r>
+        <w:rPr>
+          <w:rtl/>
+          <w:cs/>
           <w:lang w:val="ar_AE" w:bidi="ar_AE"/>
         </w:rPr>
         <w:t>لتشجيعهم على رفض تصديق التعاليم الكاذبة عن يسوع.</w:t>
@@ -405,11 +491,15 @@
       </w:pPr>
       <w:r>
         <w:rPr>
-          <w:lang w:val="ar_AE" w:bidi="ar_AE"/>
-        </w:rPr>
-      </w:r>
-      <w:r>
-        <w:rPr>
+          <w:rtl/>
+          <w:cs/>
+          <w:lang w:val="ar_AE" w:bidi="ar_AE"/>
+        </w:rPr>
+      </w:r>
+      <w:r>
+        <w:rPr>
+          <w:rtl/>
+          <w:cs/>
           <w:lang w:val="ar_AE" w:bidi="ar_AE"/>
         </w:rPr>
         <w:t>لإعطاء المؤمنين الرجاء في ملكوت الله الآن وفي المستقبل.</w:t>
@@ -421,12 +511,16 @@
       </w:pPr>
       <w:r>
         <w:rPr>
+          <w:rtl/>
+          <w:cs/>
           <w:lang w:val="ar_AE" w:bidi="ar_AE"/>
         </w:rPr>
       </w:r>
       <w:r>
         <w:rPr>
           <w:b/>
+          <w:rtl/>
+          <w:cs/>
           <w:lang w:val="ar_AE" w:bidi="ar_AE"/>
         </w:rPr>
         <w:t>الأفكار الرئيسية</w:t>
@@ -441,11 +535,15 @@
       </w:pPr>
       <w:r>
         <w:rPr>
-          <w:lang w:val="ar_AE" w:bidi="ar_AE"/>
-        </w:rPr>
-      </w:r>
-      <w:r>
-        <w:rPr>
+          <w:rtl/>
+          <w:cs/>
+          <w:lang w:val="ar_AE" w:bidi="ar_AE"/>
+        </w:rPr>
+      </w:r>
+      <w:r>
+        <w:rPr>
+          <w:rtl/>
+          <w:cs/>
           <w:lang w:val="ar_AE" w:bidi="ar_AE"/>
         </w:rPr>
         <w:t>الله وحده هو المُستحِقّ للعبادة.</w:t>
@@ -460,11 +558,15 @@
       </w:pPr>
       <w:r>
         <w:rPr>
-          <w:lang w:val="ar_AE" w:bidi="ar_AE"/>
-        </w:rPr>
-      </w:r>
-      <w:r>
-        <w:rPr>
+          <w:rtl/>
+          <w:cs/>
+          <w:lang w:val="ar_AE" w:bidi="ar_AE"/>
+        </w:rPr>
+      </w:r>
+      <w:r>
+        <w:rPr>
+          <w:rtl/>
+          <w:cs/>
           <w:lang w:val="ar_AE" w:bidi="ar_AE"/>
         </w:rPr>
         <w:t>سوف يُنهي الله جميع القُوَى الروحية الشريرة والبشر الذين يخدمونها.</w:t>
@@ -479,11 +581,15 @@
       </w:pPr>
       <w:r>
         <w:rPr>
-          <w:lang w:val="ar_AE" w:bidi="ar_AE"/>
-        </w:rPr>
-      </w:r>
-      <w:r>
-        <w:rPr>
+          <w:rtl/>
+          <w:cs/>
+          <w:lang w:val="ar_AE" w:bidi="ar_AE"/>
+        </w:rPr>
+      </w:r>
+      <w:r>
+        <w:rPr>
+          <w:rtl/>
+          <w:cs/>
           <w:lang w:val="ar_AE" w:bidi="ar_AE"/>
         </w:rPr>
         <w:t>سيعود يسوع وسيحكم على جميع الناس وجميع الكائنات الروحية الشريرة.</w:t>
@@ -498,11 +604,15 @@
       </w:pPr>
       <w:r>
         <w:rPr>
-          <w:lang w:val="ar_AE" w:bidi="ar_AE"/>
-        </w:rPr>
-      </w:r>
-      <w:r>
-        <w:rPr>
+          <w:rtl/>
+          <w:cs/>
+          <w:lang w:val="ar_AE" w:bidi="ar_AE"/>
+        </w:rPr>
+      </w:r>
+      <w:r>
+        <w:rPr>
+          <w:rtl/>
+          <w:cs/>
           <w:lang w:val="ar_AE" w:bidi="ar_AE"/>
         </w:rPr>
         <w:t>سوف يُحضر يسوع السماء الجديدة والأرض الجديدة.</w:t>
@@ -514,12 +624,16 @@
       </w:pPr>
       <w:r>
         <w:rPr>
+          <w:rtl/>
+          <w:cs/>
           <w:lang w:val="ar_AE" w:bidi="ar_AE"/>
         </w:rPr>
       </w:r>
       <w:r>
         <w:rPr>
           <w:b/>
+          <w:rtl/>
+          <w:cs/>
           <w:lang w:val="ar_AE" w:bidi="ar_AE"/>
         </w:rPr>
         <w:t>مخطط السفر</w:t>
@@ -531,12 +645,16 @@
       </w:pPr>
       <w:r>
         <w:rPr>
+          <w:rtl/>
+          <w:cs/>
           <w:lang w:val="ar_AE" w:bidi="ar_AE"/>
         </w:rPr>
       </w:r>
       <w:r>
         <w:rPr>
           <w:b/>
+          <w:rtl/>
+          <w:cs/>
           <w:lang w:val="ar_AE" w:bidi="ar_AE"/>
         </w:rPr>
         <w:t>تحيات (1:1–8).</w:t>
@@ -548,12 +666,16 @@
       </w:pPr>
       <w:r>
         <w:rPr>
+          <w:rtl/>
+          <w:cs/>
           <w:lang w:val="ar_AE" w:bidi="ar_AE"/>
         </w:rPr>
       </w:r>
       <w:r>
         <w:rPr>
           <w:b/>
+          <w:rtl/>
+          <w:cs/>
           <w:lang w:val="ar_AE" w:bidi="ar_AE"/>
         </w:rPr>
         <w:t>الرؤيا الأولى ليوحنا. يسوع في وَسْط المنارات السبع (1:9 – 3:22).</w:t>
@@ -565,12 +687,16 @@
       </w:pPr>
       <w:r>
         <w:rPr>
+          <w:rtl/>
+          <w:cs/>
           <w:lang w:val="ar_AE" w:bidi="ar_AE"/>
         </w:rPr>
       </w:r>
       <w:r>
         <w:rPr>
           <w:b/>
+          <w:rtl/>
+          <w:cs/>
           <w:lang w:val="ar_AE" w:bidi="ar_AE"/>
         </w:rPr>
         <w:t>الرؤيا الثانية ليوحنا (4 ­– 16).</w:t>
@@ -582,12 +708,16 @@
       </w:pPr>
       <w:r>
         <w:rPr>
+          <w:rtl/>
+          <w:cs/>
           <w:lang w:val="ar_AE" w:bidi="ar_AE"/>
         </w:rPr>
       </w:r>
       <w:r>
         <w:rPr>
           <w:b/>
+          <w:rtl/>
+          <w:cs/>
           <w:lang w:val="ar_AE" w:bidi="ar_AE"/>
         </w:rPr>
         <w:t>الرؤيا الثالثة ليوحنا (17:1 ­– 21:8).</w:t>
@@ -599,12 +729,16 @@
       </w:pPr>
       <w:r>
         <w:rPr>
+          <w:rtl/>
+          <w:cs/>
           <w:lang w:val="ar_AE" w:bidi="ar_AE"/>
         </w:rPr>
       </w:r>
       <w:r>
         <w:rPr>
           <w:b/>
+          <w:rtl/>
+          <w:cs/>
           <w:lang w:val="ar_AE" w:bidi="ar_AE"/>
         </w:rPr>
         <w:t>الرؤيا الرابعة ليوحنا. المدينة المُقَدَّسة (21:9 – 22:5).</w:t>
@@ -616,23 +750,31 @@
       </w:pPr>
       <w:r>
         <w:rPr>
+          <w:rtl/>
+          <w:cs/>
           <w:lang w:val="ar_AE" w:bidi="ar_AE"/>
         </w:rPr>
       </w:r>
       <w:r>
         <w:rPr>
           <w:b/>
+          <w:rtl/>
+          <w:cs/>
           <w:lang w:val="ar_AE" w:bidi="ar_AE"/>
         </w:rPr>
         <w:t>الكلمات الأخيرة (22:6–21).</w:t>
       </w:r>
       <w:r>
         <w:rPr>
-          <w:lang w:val="ar_AE" w:bidi="ar_AE"/>
-        </w:rPr>
-      </w:r>
-      <w:r>
-        <w:rPr>
+          <w:rtl/>
+          <w:cs/>
+          <w:lang w:val="ar_AE" w:bidi="ar_AE"/>
+        </w:rPr>
+      </w:r>
+      <w:r>
+        <w:rPr>
+          <w:rtl/>
+          <w:cs/>
           <w:lang w:val="ar_AE" w:bidi="ar_AE"/>
         </w:rPr>
       </w:r>
